--- a/lessons/2-1/readiness/practice.docx
+++ b/lessons/2-1/readiness/practice.docx
@@ -14,7 +14,7 @@
           <w:sz w:val="36"/>
           <w:szCs w:val="36"/>
         </w:rPr>
-        <w:t xml:space="preserve">Get Ready: Interpret Division of Fractions</w:t>
+        <w:t xml:space="preserve">Get Ready: Statistical Questions and Data</w:t>
       </w:r>
     </w:p>
     <w:p>
@@ -29,7 +29,7 @@
           <w:sz w:val="20"/>
           <w:szCs w:val="20"/>
         </w:rPr>
-        <w:t xml:space="preserve">Readiness practice for Lesson 2-1  ·  Builds toward 6.NS.1</w:t>
+        <w:t xml:space="preserve">Readiness practice for Lesson 8-1  ·  Builds toward 6.SP.1</w:t>
       </w:r>
     </w:p>
     <w:p>
@@ -68,7 +68,7 @@
           <w:sz w:val="22"/>
           <w:szCs w:val="22"/>
         </w:rPr>
-        <w:t xml:space="preserve">Before you can interpret what fraction division means, you need to picture equal groups and equal sharing — the same ideas behind whole-number division. Get those warm and "how many halves fit in 3?" makes sense.</w:t>
+        <w:t xml:space="preserve">Before you can decide if a question is statistical (it expects lots of different answers), you need to be comfortable collecting and counting data — making tally marks, counting up a list, and reading a simple bar graph. Warm those up and statistical questions click.</w:t>
       </w:r>
     </w:p>
     <w:p>
@@ -81,7 +81,7 @@
           <w:sz w:val="20"/>
           <w:szCs w:val="20"/>
         </w:rPr>
-        <w:t xml:space="preserve">Skills you'll warm up: Meaning of a fraction  ·  Equal groups / equal sharing  ·  Multiplication &amp; division facts  ·  How many of this fit in that</w:t>
+        <w:t xml:space="preserve">Skills you'll warm up: Counting and tallying  ·  Adding a short list of numbers  ·  Reading a simple bar graph  ·  Recognizing data that varies</w:t>
       </w:r>
     </w:p>
     <w:p>
@@ -124,7 +124,7 @@
           <w:sz w:val="20"/>
           <w:szCs w:val="20"/>
         </w:rPr>
-        <w:t xml:space="preserve">Let's count equal groups one step at a time.</w:t>
+        <w:t xml:space="preserve">Let's count one group at a time.</w:t>
       </w:r>
     </w:p>
     <w:p>
@@ -136,7 +136,7 @@
           <w:sz w:val="22"/>
           <w:szCs w:val="22"/>
         </w:rPr>
-        <w:t xml:space="preserve">1.  How many equal groups of 2 are in 6? Fill in: 2 × ___ = 6</w:t>
+        <w:t xml:space="preserve">1.  How many marks in one full tally group?</w:t>
       </w:r>
     </w:p>
     <w:p>
@@ -159,7 +159,7 @@
           <w:sz w:val="22"/>
           <w:szCs w:val="22"/>
         </w:rPr>
-        <w:t xml:space="preserve">2.  How many halves make 1 whole pizza?</w:t>
+        <w:t xml:space="preserve">2.  Count these tallies: |||  (three marks). How many?</w:t>
       </w:r>
     </w:p>
     <w:p>
@@ -182,7 +182,7 @@
           <w:sz w:val="22"/>
           <w:szCs w:val="22"/>
         </w:rPr>
-        <w:t xml:space="preserve">3.  10 ÷ 5 = ?</w:t>
+        <w:t xml:space="preserve">3.  Add this short list: 2 + 1 + 2 = ___</w:t>
       </w:r>
     </w:p>
     <w:p>
@@ -222,7 +222,7 @@
           <w:sz w:val="20"/>
           <w:szCs w:val="20"/>
         </w:rPr>
-        <w:t xml:space="preserve">Read what the division is asking, then answer.</w:t>
+        <w:t xml:space="preserve">Count, add, and compare.</w:t>
       </w:r>
     </w:p>
     <w:p>
@@ -234,7 +234,7 @@
           <w:sz w:val="22"/>
           <w:szCs w:val="22"/>
         </w:rPr>
-        <w:t xml:space="preserve">1.  How many fourths (1/4) make 1 whole?</w:t>
+        <w:t xml:space="preserve">1.  A survey of pets gives: 2, 3, 1. What is the total number of pets?</w:t>
       </w:r>
     </w:p>
     <w:p>
@@ -257,7 +257,7 @@
           <w:sz w:val="22"/>
           <w:szCs w:val="22"/>
         </w:rPr>
-        <w:t xml:space="preserve">2.  15 ÷ 3 means "how many 3s are in 15?" What is it?</w:t>
+        <w:t xml:space="preserve">2.  Which question expects many different answers (data that varies)?</w:t>
       </w:r>
     </w:p>
     <w:p>
@@ -270,7 +270,7 @@
           <w:sz w:val="20"/>
           <w:szCs w:val="20"/>
         </w:rPr>
-        <w:t xml:space="preserve">     choices: 12   /   18   /   5   /   45</w:t>
+        <w:t xml:space="preserve">     choices: How many days are in a week?   /   How tall is each student in class?   /   How many legs does a dog have?</w:t>
       </w:r>
     </w:p>
     <w:p>
@@ -310,7 +310,7 @@
           <w:sz w:val="20"/>
           <w:szCs w:val="20"/>
         </w:rPr>
-        <w:t xml:space="preserve">Stretch right up to fraction division.</w:t>
+        <w:t xml:space="preserve">Read data and compare.</w:t>
       </w:r>
     </w:p>
     <w:p>
@@ -322,7 +322,7 @@
           <w:sz w:val="22"/>
           <w:szCs w:val="22"/>
         </w:rPr>
-        <w:t xml:space="preserve">1.  How many halves (1/2) are in 2 whole pizzas?</w:t>
+        <w:t xml:space="preserve">1.  Bar graph counts: 4, 6, 3, 2. What is the total?</w:t>
       </w:r>
     </w:p>
     <w:p>
@@ -345,7 +345,7 @@
           <w:sz w:val="22"/>
           <w:szCs w:val="22"/>
         </w:rPr>
-        <w:t xml:space="preserve">2.  How many thirds (1/3) are in 1 whole?</w:t>
+        <w:t xml:space="preserve">2.  The tallest bar is 6 and the shortest is 2. What is the difference?</w:t>
       </w:r>
     </w:p>
     <w:p>
@@ -383,7 +383,18 @@
           <w:sz w:val="22"/>
           <w:szCs w:val="22"/>
         </w:rPr>
-        <w:t xml:space="preserve">1.  What does 8 ÷ 4 ask?</w:t>
+        <w:t xml:space="preserve">1.  Add the data list: 5 + 2 + 4 = ___</w:t>
+      </w:r>
+    </w:p>
+    <w:p>
+      <w:pPr>
+        <w:spacing w:after="80" w:before="0"/>
+      </w:pPr>
+      <w:r>
+        <w:rPr>
+          <w:color w:val="BBBBBB"/>
+        </w:rPr>
+        <w:t xml:space="preserve">____________________________________________________</w:t>
       </w:r>
     </w:p>
     <w:p>
@@ -392,34 +403,23 @@
       </w:pPr>
       <w:r>
         <w:rPr>
+          <w:sz w:val="22"/>
+          <w:szCs w:val="22"/>
+        </w:rPr>
+        <w:t xml:space="preserve">2.  Which is a statistical question (answers vary)?</w:t>
+      </w:r>
+    </w:p>
+    <w:p>
+      <w:pPr>
+        <w:spacing w:after="40" w:before="0"/>
+      </w:pPr>
+      <w:r>
+        <w:rPr>
           <w:color w:val="5E6E7E"/>
           <w:sz w:val="20"/>
           <w:szCs w:val="20"/>
         </w:rPr>
-        <w:t xml:space="preserve">     choices: How many groups of 4 are in 8?   /   What is 8 + 4?   /   What is 8 × 4?</w:t>
-      </w:r>
-    </w:p>
-    <w:p>
-      <w:pPr>
-        <w:spacing w:after="80" w:before="0"/>
-      </w:pPr>
-      <w:r>
-        <w:rPr>
-          <w:color w:val="BBBBBB"/>
-        </w:rPr>
-        <w:t xml:space="preserve">____________________________________________________</w:t>
-      </w:r>
-    </w:p>
-    <w:p>
-      <w:pPr>
-        <w:spacing w:after="40" w:before="0"/>
-      </w:pPr>
-      <w:r>
-        <w:rPr>
-          <w:sz w:val="22"/>
-          <w:szCs w:val="22"/>
-        </w:rPr>
-        <w:t xml:space="preserve">2.  How many halves (1/2) are in 1 whole?</w:t>
+        <w:t xml:space="preserve">     choices: How many hours of sleep did each kid get last night?   /   How many minutes are in one hour?</w:t>
       </w:r>
     </w:p>
     <w:p>
@@ -445,7 +445,7 @@
           <w:sz w:val="20"/>
           <w:szCs w:val="20"/>
         </w:rPr>
-        <w:t xml:space="preserve">When you've finished, open Lesson 2-1 and dive in!</w:t>
+        <w:t xml:space="preserve">When you've finished, open Lesson 8-1 and dive in!</w:t>
       </w:r>
     </w:p>
     <w:p>
@@ -492,7 +492,7 @@
           <w:sz w:val="20"/>
           <w:szCs w:val="20"/>
         </w:rPr>
-        <w:t xml:space="preserve">1. 3</w:t>
+        <w:t xml:space="preserve">1. 5</w:t>
       </w:r>
     </w:p>
     <w:p>
@@ -504,7 +504,7 @@
           <w:sz w:val="20"/>
           <w:szCs w:val="20"/>
         </w:rPr>
-        <w:t xml:space="preserve">2. 2</w:t>
+        <w:t xml:space="preserve">2. 3</w:t>
       </w:r>
     </w:p>
     <w:p>
@@ -516,7 +516,7 @@
           <w:sz w:val="20"/>
           <w:szCs w:val="20"/>
         </w:rPr>
-        <w:t xml:space="preserve">3. 2</w:t>
+        <w:t xml:space="preserve">3. 5</w:t>
       </w:r>
     </w:p>
     <w:p>
@@ -543,7 +543,7 @@
           <w:sz w:val="20"/>
           <w:szCs w:val="20"/>
         </w:rPr>
-        <w:t xml:space="preserve">1. 4</w:t>
+        <w:t xml:space="preserve">1. 6</w:t>
       </w:r>
     </w:p>
     <w:p>
@@ -555,7 +555,7 @@
           <w:sz w:val="20"/>
           <w:szCs w:val="20"/>
         </w:rPr>
-        <w:t xml:space="preserve">2. 5</w:t>
+        <w:t xml:space="preserve">2. How tall is each student in class?</w:t>
       </w:r>
     </w:p>
     <w:p>
@@ -582,7 +582,7 @@
           <w:sz w:val="20"/>
           <w:szCs w:val="20"/>
         </w:rPr>
-        <w:t xml:space="preserve">1. 4</w:t>
+        <w:t xml:space="preserve">1. 15</w:t>
       </w:r>
     </w:p>
     <w:p>
@@ -594,7 +594,7 @@
           <w:sz w:val="20"/>
           <w:szCs w:val="20"/>
         </w:rPr>
-        <w:t xml:space="preserve">2. 3</w:t>
+        <w:t xml:space="preserve">2. 4</w:t>
       </w:r>
     </w:p>
     <w:p>
@@ -621,7 +621,7 @@
           <w:sz w:val="20"/>
           <w:szCs w:val="20"/>
         </w:rPr>
-        <w:t xml:space="preserve">1. How many groups of 4 are in 8?</w:t>
+        <w:t xml:space="preserve">1. 11</w:t>
       </w:r>
     </w:p>
     <w:p>
@@ -633,7 +633,7 @@
           <w:sz w:val="20"/>
           <w:szCs w:val="20"/>
         </w:rPr>
-        <w:t xml:space="preserve">2. 2</w:t>
+        <w:t xml:space="preserve">2. How many hours of sleep did each kid get last night?</w:t>
       </w:r>
     </w:p>
     <w:sectPr>
